--- a/applications/absorb-account-manager-emerging-growth/cover-letter.docx
+++ b/applications/absorb-account-manager-emerging-growth/cover-letter.docx
@@ -107,7 +107,7 @@
           <w:b w:val="0"/>
           <w:color w:val="1A1A1A"/>
         </w:rPr>
-        <w:t>At Birdeye I managed 15 to 20 reseller partners with deals from $10K to $45K and retained all but one, roughly 94%, by watching utilization data for adoption gaps and stepping in before they turned into churn. At Wix I held 120% of sales targets while onboarding 25+ clients a month, and at Accelo I ranked top three of 8 to 15 reps while quota roughly doubled. In my own practice today, I scope and propose expanded services for clients I already serve, the same land and expand motion your posting describes.</w:t>
+        <w:t>At Birdeye I managed 15 to 20 reseller partners with deals from $10K to $45K and retained all but one, roughly 94%, by watching utilization data for adoption gaps and stepping in before they turned into churn. At Wix I held 120% of sales targets while onboarding 25+ clients a month, and at Accelo I ranked top three of 8 to 15 reps while quota roughly doubled. At Accelo and in my own practice today, I write the proposals and statements of work myself, and most recently I've used them to expand scope with clients I already serve, the same land and expand motion your posting describes.</w:t>
       </w:r>
     </w:p>
     <w:p>
